--- a/Lecture4_HelloArmor_教案.docx
+++ b/Lecture4_HelloArmor_教案.docx
@@ -906,15 +906,10 @@
             <w:tcW w:type="dxa" w:w="1728"/>
           </w:tcPr>
           <w:p>
-            <w:r/>
             <w:r>
-              <w:rPr>
-                <w:rFonts w:ascii="Microsoft YaHei" w:hAnsi="Microsoft YaHei"/>
-                <w:sz w:val="19"/>
-              </w:rPr>
               <w:t>P1 为什么需要位姿</w:t>
               <w:br/>
-              <w:t>P.7-9</w:t>
+              <w:t>P.7-10</w:t>
             </w:r>
           </w:p>
         </w:tc>
@@ -987,15 +982,10 @@
             <w:tcW w:type="dxa" w:w="1728"/>
           </w:tcPr>
           <w:p>
-            <w:r/>
             <w:r>
-              <w:rPr>
-                <w:rFonts w:ascii="Microsoft YaHei" w:hAnsi="Microsoft YaHei"/>
-                <w:sz w:val="19"/>
-              </w:rPr>
               <w:t>P2 PnP 原理与 API</w:t>
               <w:br/>
-              <w:t>P.10-13</w:t>
+              <w:t>P.11-14</w:t>
             </w:r>
           </w:p>
         </w:tc>
@@ -1068,15 +1058,10 @@
             <w:tcW w:type="dxa" w:w="1728"/>
           </w:tcPr>
           <w:p>
-            <w:r/>
             <w:r>
-              <w:rPr>
-                <w:rFonts w:ascii="Microsoft YaHei" w:hAnsi="Microsoft YaHei"/>
-                <w:sz w:val="19"/>
-              </w:rPr>
               <w:t>P3 动手实验一 Task01-03</w:t>
               <w:br/>
-              <w:t>P.14-19</w:t>
+              <w:t>P.15-20</w:t>
             </w:r>
           </w:p>
         </w:tc>
@@ -1149,15 +1134,10 @@
             <w:tcW w:type="dxa" w:w="1728"/>
           </w:tcPr>
           <w:p>
-            <w:r/>
             <w:r>
-              <w:rPr>
-                <w:rFonts w:ascii="Microsoft YaHei" w:hAnsi="Microsoft YaHei"/>
-                <w:sz w:val="19"/>
-              </w:rPr>
               <w:t>P4 rvec揭秘与旋转表示法</w:t>
               <w:br/>
-              <w:t>P.20-25</w:t>
+              <w:t>P.21-26</w:t>
             </w:r>
           </w:p>
         </w:tc>
@@ -1230,15 +1210,10 @@
             <w:tcW w:type="dxa" w:w="1728"/>
           </w:tcPr>
           <w:p>
-            <w:r/>
             <w:r>
-              <w:rPr>
-                <w:rFonts w:ascii="Microsoft YaHei" w:hAnsi="Microsoft YaHei"/>
-                <w:sz w:val="19"/>
-              </w:rPr>
               <w:t>P5 动手实验二 Task04-05</w:t>
               <w:br/>
-              <w:t>P.26-28</w:t>
+              <w:t>P.27-30</w:t>
             </w:r>
           </w:p>
         </w:tc>
@@ -1311,15 +1286,10 @@
             <w:tcW w:type="dxa" w:w="1728"/>
           </w:tcPr>
           <w:p>
-            <w:r/>
             <w:r>
-              <w:rPr>
-                <w:rFonts w:ascii="Microsoft YaHei" w:hAnsi="Microsoft YaHei"/>
-                <w:sz w:val="19"/>
-              </w:rPr>
               <w:t>P6 坐标系全景</w:t>
               <w:br/>
-              <w:t>P.30-32</w:t>
+              <w:t>P.31-33</w:t>
             </w:r>
           </w:p>
         </w:tc>
@@ -1392,15 +1362,10 @@
             <w:tcW w:type="dxa" w:w="1728"/>
           </w:tcPr>
           <w:p>
-            <w:r/>
             <w:r>
-              <w:rPr>
-                <w:rFonts w:ascii="Microsoft YaHei" w:hAnsi="Microsoft YaHei"/>
-                <w:sz w:val="19"/>
-              </w:rPr>
               <w:t>P7 总结</w:t>
               <w:br/>
-              <w:t>P.33</w:t>
+              <w:t>P.34-35</w:t>
             </w:r>
           </w:p>
         </w:tc>
@@ -1473,15 +1438,10 @@
             <w:tcW w:type="dxa" w:w="1728"/>
           </w:tcPr>
           <w:p>
-            <w:r/>
             <w:r>
-              <w:rPr>
-                <w:rFonts w:ascii="Microsoft YaHei" w:hAnsi="Microsoft YaHei"/>
-                <w:sz w:val="19"/>
-              </w:rPr>
               <w:t>作业布置 &amp; Q&amp;A</w:t>
               <w:br/>
-              <w:t>P.34-35</w:t>
+              <w:t>P.36-37</w:t>
             </w:r>
           </w:p>
         </w:tc>
@@ -1580,7 +1540,7 @@
           <w:b w:val="0"/>
           <w:sz w:val="22"/>
         </w:rPr>
-        <w:t>约定：原点在装甲板中心，x 轴向右为正，y 轴向下为正；半宽 = ARMOR_WIDTH/2 = 0.0675，半高 = LIGHTBAR_LENGTH/2 = 0.028。</w:t>
+        <w:t>约定：原点在装甲板中心，x 轴向右为正，y 轴向下为正；半宽 = ARMOR_WIDTH/2 = 0.0675，半高 = LIGHTBAR_LENGTH/2 = 0.028。按代码注释的要求，学生应当用 ± ARMOR_WIDTH / 2 这样的表达式填写，不要写死小数。</w:t>
       </w:r>
     </w:p>
     <w:p>
@@ -1596,51 +1556,15 @@
         </w:rPr>
         <w:t>static const std::vector&lt;cv::Point3f&gt; object_points {</w:t>
         <w:br/>
-      </w:r>
-      <w:r>
-        <w:rPr>
-          <w:rFonts w:ascii="Consolas" w:hAnsi="Consolas"/>
-          <w:color w:val="333333"/>
-          <w:sz w:val="19"/>
-        </w:rPr>
-        <w:t xml:space="preserve">    { -0.0675, -0.028, 0 },  // 点 1  左上</w:t>
+        <w:t xml:space="preserve">    { -ARMOR_WIDTH / 2, -LIGHTBAR_LENGTH / 2, 0 },  // 点 1  左上</w:t>
         <w:br/>
-      </w:r>
-      <w:r>
-        <w:rPr>
-          <w:rFonts w:ascii="Consolas" w:hAnsi="Consolas"/>
-          <w:color w:val="333333"/>
-          <w:sz w:val="19"/>
-        </w:rPr>
-        <w:t xml:space="preserve">    {  0.0675, -0.028, 0 },  // 点 2  右上</w:t>
+        <w:t xml:space="preserve">    {  ARMOR_WIDTH / 2, -LIGHTBAR_LENGTH / 2, 0 },  // 点 2  右上</w:t>
         <w:br/>
-      </w:r>
-      <w:r>
-        <w:rPr>
-          <w:rFonts w:ascii="Consolas" w:hAnsi="Consolas"/>
-          <w:color w:val="333333"/>
-          <w:sz w:val="19"/>
-        </w:rPr>
-        <w:t xml:space="preserve">    {  0.0675,  0.028, 0 },  // 点 3  右下</w:t>
+        <w:t xml:space="preserve">    {  ARMOR_WIDTH / 2,  LIGHTBAR_LENGTH / 2, 0 },  // 点 3  右下</w:t>
         <w:br/>
-      </w:r>
-      <w:r>
-        <w:rPr>
-          <w:rFonts w:ascii="Consolas" w:hAnsi="Consolas"/>
-          <w:color w:val="333333"/>
-          <w:sz w:val="19"/>
-        </w:rPr>
-        <w:t xml:space="preserve">    { -0.0675,  0.028, 0 }   // 点 4  左下</w:t>
+        <w:t xml:space="preserve">    { -ARMOR_WIDTH / 2,  LIGHTBAR_LENGTH / 2, 0 }   // 点 4  左下</w:t>
         <w:br/>
-      </w:r>
-      <w:r>
-        <w:rPr>
-          <w:rFonts w:ascii="Consolas" w:hAnsi="Consolas"/>
-          <w:color w:val="333333"/>
-          <w:sz w:val="19"/>
-        </w:rPr>
         <w:t>};</w:t>
-        <w:br/>
       </w:r>
     </w:p>
     <w:p>
@@ -1777,35 +1701,17 @@
           <w:color w:val="333333"/>
           <w:sz w:val="19"/>
         </w:rPr>
-        <w:t>tools::draw_text(img, fmt::format("tvec:  x{:.2f} y{:.2f} z{:.2f}",</w:t>
+        <w:t>tools::draw_text(img, fmt::format("tvec:  x{: .2f} y{: .2f} z{: .2f}",</w:t>
         <w:br/>
-      </w:r>
-      <w:r>
-        <w:rPr>
-          <w:rFonts w:ascii="Consolas" w:hAnsi="Consolas"/>
-          <w:color w:val="333333"/>
-          <w:sz w:val="19"/>
-        </w:rPr>
-        <w:t xml:space="preserve">    tvec.at&lt;double&gt;(0), tvec.at&lt;double&gt;(1), tvec.at&lt;double&gt;(2)), cv::Point(10, 30));</w:t>
+        <w:t xml:space="preserve">    tvec.at&lt;double&gt;(0), tvec.at&lt;double&gt;(1), tvec.at&lt;double&gt;(2)),</w:t>
         <w:br/>
-      </w:r>
-      <w:r>
-        <w:rPr>
-          <w:rFonts w:ascii="Consolas" w:hAnsi="Consolas"/>
-          <w:color w:val="333333"/>
-          <w:sz w:val="19"/>
-        </w:rPr>
-        <w:t>tools::draw_text(img, fmt::format("rvec:  x{:.2f} y{:.2f} z{:.2f}",</w:t>
+        <w:t xml:space="preserve">    cv::Point2f(10, 60), 1.7, cv::Scalar(0, 255, 255), 3);</w:t>
         <w:br/>
-      </w:r>
-      <w:r>
-        <w:rPr>
-          <w:rFonts w:ascii="Consolas" w:hAnsi="Consolas"/>
-          <w:color w:val="333333"/>
-          <w:sz w:val="19"/>
-        </w:rPr>
-        <w:t xml:space="preserve">    rvec.at&lt;double&gt;(0), rvec.at&lt;double&gt;(1), rvec.at&lt;double&gt;(2)), cv::Point(10, 60));</w:t>
+        <w:t>tools::draw_text(img, fmt::format("rvec:  x{: .2f} y{: .2f} z{: .2f}",</w:t>
         <w:br/>
+        <w:t xml:space="preserve">    rvec.at&lt;double&gt;(0), rvec.at&lt;double&gt;(1), rvec.at&lt;double&gt;(2)),</w:t>
+        <w:br/>
+        <w:t xml:space="preserve">    cv::Point2f(10, 120), 1.7, cv::Scalar(0, 255, 255), 3);</w:t>
       </w:r>
     </w:p>
     <w:p>
@@ -1834,78 +1740,21 @@
         </w:rPr>
         <w:t>cv::Mat rmat;</w:t>
         <w:br/>
-      </w:r>
-      <w:r>
-        <w:rPr>
-          <w:rFonts w:ascii="Consolas" w:hAnsi="Consolas"/>
-          <w:color w:val="333333"/>
-          <w:sz w:val="19"/>
-        </w:rPr>
         <w:t>cv::Rodrigues(rvec, rmat);</w:t>
         <w:br/>
-      </w:r>
-      <w:r>
-        <w:rPr>
-          <w:rFonts w:ascii="Consolas" w:hAnsi="Consolas"/>
-          <w:color w:val="333333"/>
-          <w:sz w:val="19"/>
-        </w:rPr>
-        <w:t xml:space="preserve"> </w:t>
+        <w:t>double yaw = atan2(rmat.at&lt;double&gt;(0, 2), rmat.at&lt;double&gt;(2, 2));</w:t>
         <w:br/>
-      </w:r>
-      <w:r>
-        <w:rPr>
-          <w:rFonts w:ascii="Consolas" w:hAnsi="Consolas"/>
-          <w:color w:val="333333"/>
-          <w:sz w:val="19"/>
-        </w:rPr>
-        <w:t>double yaw   = atan2(rmat.at&lt;double&gt;(0, 2), rmat.at&lt;double&gt;(2, 2)) * 57.3;</w:t>
+        <w:t>double pitch = -asin(rmat.at&lt;double&gt;(1, 2));</w:t>
         <w:br/>
-      </w:r>
-      <w:r>
-        <w:rPr>
-          <w:rFonts w:ascii="Consolas" w:hAnsi="Consolas"/>
-          <w:color w:val="333333"/>
-          <w:sz w:val="19"/>
-        </w:rPr>
-        <w:t>double pitch = -asin(rmat.at&lt;double&gt;(1, 2)) * 57.3;</w:t>
+        <w:t>double roll = atan2(rmat.at&lt;double&gt;(1, 0), rmat.at&lt;double&gt;(1, 1));</w:t>
         <w:br/>
-      </w:r>
-      <w:r>
-        <w:rPr>
-          <w:rFonts w:ascii="Consolas" w:hAnsi="Consolas"/>
-          <w:color w:val="333333"/>
-          <w:sz w:val="19"/>
-        </w:rPr>
-        <w:t>double roll  = atan2(rmat.at&lt;double&gt;(1, 0), rmat.at&lt;double&gt;(1, 1)) * 57.3;</w:t>
+        <w:t>tools::draw_text(img, fmt::format("euler angles:  yaw{: .2f} pitch{: .2f} roll{: .2f}",</w:t>
         <w:br/>
-      </w:r>
-      <w:r>
-        <w:rPr>
-          <w:rFonts w:ascii="Consolas" w:hAnsi="Consolas"/>
-          <w:color w:val="333333"/>
-          <w:sz w:val="19"/>
-        </w:rPr>
-        <w:t xml:space="preserve"> </w:t>
+        <w:t xml:space="preserve">    yaw, pitch, roll), cv::Point2f(10, 180), 1.7, cv::Scalar(0, 255, 255), 3);</w:t>
         <w:br/>
-      </w:r>
-      <w:r>
-        <w:rPr>
-          <w:rFonts w:ascii="Consolas" w:hAnsi="Consolas"/>
-          <w:color w:val="333333"/>
-          <w:sz w:val="19"/>
-        </w:rPr>
-        <w:t>tools::draw_text(img, fmt::format("euler angles:  yaw{:.2f} pitch{:.2f} roll{:.2f}",</w:t>
+        <w:t/>
         <w:br/>
-      </w:r>
-      <w:r>
-        <w:rPr>
-          <w:rFonts w:ascii="Consolas" w:hAnsi="Consolas"/>
-          <w:color w:val="333333"/>
-          <w:sz w:val="19"/>
-        </w:rPr>
-        <w:t xml:space="preserve">    yaw, pitch, roll), cv::Point(10, 90));</w:t>
-        <w:br/>
+        <w:t>注：atan2 / asin 的输出是弧度，本工程直接显示弧度（与 answer/main.cpp 一致，未乘 57.3）；画面上的三个角是很小的数（如 0.12）。需要度数时乘 57.3（≈180/π）换算。</w:t>
       </w:r>
     </w:p>
     <w:p>

--- a/Lecture4_HelloArmor_教案.docx
+++ b/Lecture4_HelloArmor_教案.docx
@@ -25,7 +25,7 @@
           <w:color w:val="666666"/>
           <w:sz w:val="26"/>
         </w:rPr>
-        <w:t>视觉组第四讲 · 承接 Lecture 3《Hello OOP》</w:t>
+        <w:t>视觉组第四讲 · 承接 Lecture 3《Hello Modern C++》</w:t>
       </w:r>
     </w:p>
     <w:p/>
@@ -136,7 +136,7 @@
                 <w:rFonts w:ascii="Microsoft YaHei" w:hAnsi="Microsoft YaHei"/>
                 <w:sz w:val="21"/>
               </w:rPr>
-              <w:t>已完成 Lecture 1~3（Shell/g++、CMake、OpenCV 安装、OOP 与封装）的视觉组新成员</w:t>
+              <w:t>已完成 Lecture 1~3、且完成 Lecture 2《Hello C++&amp;&amp;OOP》YOLO 装甲板检测作业的视觉组新成员</w:t>
             </w:r>
           </w:p>
         </w:tc>
@@ -202,7 +202,7 @@
                 <w:rFonts w:ascii="Microsoft YaHei" w:hAnsi="Microsoft YaHei"/>
                 <w:sz w:val="21"/>
               </w:rPr>
-              <w:t>C++ 基础语法、类与对象、OpenCV 基本 API、上节课的 Camera / Detector 类</w:t>
+              <w:t>C++ 基础语法、类与对象、OpenCV 基本 API；Lecture 2 作业里那套 YOLO 装甲板检测器（Armor 结构体与它的 4 个关键点）。另需确认学生拿到的是完整仓库（含 assets/ 约 60MB），而非只拷了源码目录</w:t>
             </w:r>
           </w:p>
         </w:tc>
@@ -234,7 +234,7 @@
                 <w:rFonts w:ascii="Microsoft YaHei" w:hAnsi="Microsoft YaHei"/>
                 <w:sz w:val="21"/>
               </w:rPr>
-              <w:t>Ubuntu 虚拟机、VS Code、OpenCV4、CMake、装甲板实物 + 工业相机、投影</w:t>
+              <w:t>Ubuntu 虚拟机、VS Code、投影。依赖：CMake ≥ 3.16、OpenCV4、fmt、Eigen3、yaml-cpp、spdlog、OpenVINO 2024.6.0。实物相机演示另需装甲板 + 工业相机 + MVS SDK</w:t>
             </w:r>
           </w:p>
         </w:tc>
@@ -300,7 +300,7 @@
                 <w:rFonts w:ascii="Microsoft YaHei" w:hAnsi="Microsoft YaHei"/>
                 <w:sz w:val="21"/>
               </w:rPr>
-              <w:t>LECTURE4 工程（class/ 学生填空版 + answer/ 参考答案版）</w:t>
+              <w:t>lecture4/yolo 工程（学生填空版 src/main.cpp + 参考版 answer/main.cpp，同一个 CMake 工程）</w:t>
             </w:r>
           </w:p>
         </w:tc>
@@ -382,6 +382,18 @@
           <w:rFonts w:ascii="Microsoft YaHei" w:hAnsi="Microsoft YaHei"/>
           <w:sz w:val="22"/>
         </w:rPr>
+        <w:t>理解 object_points 与 img_points 必须一一对应，以及顺序写错时的表现：编译通过、画面正常、数值有值，但位姿全错。</w:t>
+      </w:r>
+    </w:p>
+    <w:p>
+      <w:pPr>
+        <w:pStyle w:val="ListBullet"/>
+      </w:pPr>
+      <w:r>
+        <w:rPr>
+          <w:rFonts w:ascii="Microsoft YaHei" w:hAnsi="Microsoft YaHei"/>
+          <w:sz w:val="22"/>
+        </w:rPr>
         <w:t>理解从像素坐标到机器人本体/IMU坐标系的完整变换链条（solvePnP → 手眼标定 → 物理安装测量）在自瞄系统中的位置。</w:t>
       </w:r>
     </w:p>
@@ -436,6 +448,18 @@
     </w:p>
     <w:p>
       <w:pPr>
+        <w:pStyle w:val="ListBullet"/>
+      </w:pPr>
+      <w:r>
+        <w:rPr>
+          <w:rFonts w:ascii="Microsoft YaHei" w:hAnsi="Microsoft YaHei"/>
+          <w:sz w:val="22"/>
+        </w:rPr>
+        <w:t>能用重投影误差自查点序是否写对（个位数像素=对，两位数=错）。</w:t>
+      </w:r>
+    </w:p>
+    <w:p>
+      <w:pPr>
         <w:pStyle w:val="Heading2"/>
       </w:pPr>
       <w:r>
@@ -473,6 +497,18 @@
     </w:p>
     <w:p>
       <w:pPr>
+        <w:pStyle w:val="ListBullet"/>
+      </w:pPr>
+      <w:r>
+        <w:rPr>
+          <w:rFonts w:ascii="Microsoft YaHei" w:hAnsi="Microsoft YaHei"/>
+          <w:sz w:val="22"/>
+        </w:rPr>
+        <w:t>建立“注释是人写的、会过期，代码和数据不会撒谎”的判断力——本讲以 Armor::points 的错误注释为实例。</w:t>
+      </w:r>
+    </w:p>
+    <w:p>
+      <w:pPr>
         <w:pStyle w:val="Heading2"/>
       </w:pPr>
       <w:r>
@@ -498,6 +534,18 @@
     </w:p>
     <w:p>
       <w:pPr>
+        <w:pStyle w:val="ListBullet"/>
+      </w:pPr>
+      <w:r>
+        <w:rPr>
+          <w:rFonts w:ascii="Microsoft YaHei" w:hAnsi="Microsoft YaHei"/>
+          <w:sz w:val="22"/>
+        </w:rPr>
+        <w:t>object_points 与 img_points 的一一对应；用重投影误差验证对应关系是否正确。</w:t>
+      </w:r>
+    </w:p>
+    <w:p>
+      <w:pPr>
         <w:pStyle w:val="Heading2"/>
       </w:pPr>
       <w:r>
@@ -519,6 +567,18 @@
           <w:sz w:val="22"/>
         </w:rPr>
         <w:t>rvec/rmat/欧拉角/四元数之间的转换关系与万向锁问题的理解；坐标系变换链条的整体把握。</w:t>
+      </w:r>
+    </w:p>
+    <w:p>
+      <w:pPr>
+        <w:pStyle w:val="ListBullet"/>
+      </w:pPr>
+      <w:r>
+        <w:rPr>
+          <w:rFonts w:ascii="Microsoft YaHei" w:hAnsi="Microsoft YaHei"/>
+          <w:sz w:val="22"/>
+        </w:rPr>
+        <w:t>点序写错时没有任何错误信号，必须靠重投影误差这类主动自查手段才能发现。</w:t>
       </w:r>
     </w:p>
     <w:p>
@@ -814,9 +874,9 @@
                 <w:rFonts w:ascii="Microsoft YaHei" w:hAnsi="Microsoft YaHei"/>
                 <w:sz w:val="19"/>
               </w:rPr>
-              <w:t>0:03-0:10</w:t>
+              <w:t>0:03-0:08</w:t>
               <w:br/>
-              <w:t>(7min)</w:t>
+              <w:t>(5min)</w:t>
             </w:r>
           </w:p>
         </w:tc>
@@ -848,7 +908,7 @@
                 <w:rFonts w:ascii="Microsoft YaHei" w:hAnsi="Microsoft YaHei"/>
                 <w:sz w:val="19"/>
               </w:rPr>
-              <w:t>快速回顾 OOP/封装/Camera类/Detector类；提问“程序现在手里有什么”，引出 Armor/Lightbar 结构体的 4 个 2D 点；用“3号车 vs 4号车”“同一装甲板三种朝向”两组照片提问引入。</w:t>
+              <w:t>回顾 Lecture 2 的 YOLO 装甲板检测作业：模型直接吐出 class_id / confidence / box / 4 个关键点，是端到端的一步，中间没有灯条配对；提问“程序现在手里有什么”，引出 Armor.points 的 4 个 2D 点；用“3号车 vs 4号车”“同一装甲板三种朝向”两组照片提问引入。</w:t>
             </w:r>
           </w:p>
         </w:tc>
@@ -895,9 +955,9 @@
                 <w:rFonts w:ascii="Microsoft YaHei" w:hAnsi="Microsoft YaHei"/>
                 <w:sz w:val="19"/>
               </w:rPr>
-              <w:t>0:10-0:17</w:t>
+              <w:t>0:08-0:14</w:t>
               <w:br/>
-              <w:t>(7min)</w:t>
+              <w:t>(6min)</w:t>
             </w:r>
           </w:p>
         </w:tc>
@@ -906,7 +966,12 @@
             <w:tcW w:type="dxa" w:w="1728"/>
           </w:tcPr>
           <w:p>
+            <w:r/>
             <w:r>
+              <w:rPr>
+                <w:rFonts w:ascii="Microsoft YaHei" w:hAnsi="Microsoft YaHei"/>
+                <w:sz w:val="19"/>
+              </w:rPr>
               <w:t>P1 为什么需要位姿</w:t>
               <w:br/>
               <w:t>P.7-10</w:t>
@@ -971,9 +1036,9 @@
                 <w:rFonts w:ascii="Microsoft YaHei" w:hAnsi="Microsoft YaHei"/>
                 <w:sz w:val="19"/>
               </w:rPr>
-              <w:t>0:17-0:31</w:t>
+              <w:t>0:14-0:27</w:t>
               <w:br/>
-              <w:t>(14min)</w:t>
+              <w:t>(13min)</w:t>
             </w:r>
           </w:p>
         </w:tc>
@@ -982,7 +1047,12 @@
             <w:tcW w:type="dxa" w:w="1728"/>
           </w:tcPr>
           <w:p>
+            <w:r/>
             <w:r>
+              <w:rPr>
+                <w:rFonts w:ascii="Microsoft YaHei" w:hAnsi="Microsoft YaHei"/>
+                <w:sz w:val="19"/>
+              </w:rPr>
               <w:t>P2 PnP 原理与 API</w:t>
               <w:br/>
               <w:t>P.11-14</w:t>
@@ -1047,21 +1117,9 @@
                 <w:rFonts w:ascii="Microsoft YaHei" w:hAnsi="Microsoft YaHei"/>
                 <w:sz w:val="19"/>
               </w:rPr>
-              <w:t>0:31-0:51</w:t>
+              <w:t>0:27-0:51</w:t>
               <w:br/>
-              <w:t>(20min)</w:t>
-            </w:r>
-          </w:p>
-        </w:tc>
-        <w:tc>
-          <w:tcPr>
-            <w:tcW w:type="dxa" w:w="1728"/>
-          </w:tcPr>
-          <w:p>
-            <w:r>
-              <w:t>P3 动手实验一 Task01-03</w:t>
-              <w:br/>
-              <w:t>P.15-20</w:t>
+              <w:t>(24min)</w:t>
             </w:r>
           </w:p>
         </w:tc>
@@ -1076,7 +1134,9 @@
                 <w:rFonts w:ascii="Microsoft YaHei" w:hAnsi="Microsoft YaHei"/>
                 <w:sz w:val="19"/>
               </w:rPr>
-              <w:t>讲解项目结构与点序约定；逐个 Task 讲解思路（不直接给答案）；巡场答疑；现场跑通演示；讲解 video.avi 找不到的经典报错。</w:t>
+              <w:t>P3 动手实验一 Task01-03</w:t>
+              <w:br/>
+              <w:t>P.15-21</w:t>
             </w:r>
           </w:p>
         </w:tc>
@@ -1091,7 +1151,7 @@
                 <w:rFonts w:ascii="Microsoft YaHei" w:hAnsi="Microsoft YaHei"/>
                 <w:sz w:val="19"/>
               </w:rPr>
-              <w:t>打开 LECTURE4 工程，依次完成 Task01(object_points)→Task02(img_points)→Task03(solvePnP调用)，编译运行验证 tvec 是否被正确解出。</w:t>
+              <w:t>讲解项目结构（打开 lecture4/yolo，填空全在 src/main.cpp 一个文件）、运行目录约束与依赖确认；讲 answer/ 的约法三章；逐个 Task 讲解思路（不直接给答案）；讲点序陷阱（armor.hpp 的注释是错的）；巡场答疑；现场跑通演示。</w:t>
             </w:r>
           </w:p>
         </w:tc>
@@ -1106,7 +1166,22 @@
                 <w:rFonts w:ascii="Microsoft YaHei" w:hAnsi="Microsoft YaHei"/>
                 <w:sz w:val="19"/>
               </w:rPr>
-              <w:t>第一次编程实操，把“坐标系”这一抽象概念落到 4 个具体数字上；通过报错培养调试能力。</w:t>
+              <w:t>打开 lecture4/yolo 工程，依次完成 Task01(object_points)→Task02(img_points)→Task03(solvePnP调用)，编译运行验证 tvec 是否被正确解出。</w:t>
+            </w:r>
+          </w:p>
+        </w:tc>
+        <w:tc>
+          <w:tcPr>
+            <w:tcW w:type="dxa" w:w="1728"/>
+          </w:tcPr>
+          <w:p>
+            <w:r/>
+            <w:r>
+              <w:rPr>
+                <w:rFonts w:ascii="Microsoft YaHei" w:hAnsi="Microsoft YaHei"/>
+                <w:sz w:val="19"/>
+              </w:rPr>
+              <w:t>第一次编程实操，把“坐标系”这一抽象概念落到 4 个具体数字上；通过报错与“注释会撒谎”培养调试能力。</w:t>
             </w:r>
           </w:p>
         </w:tc>
@@ -1134,10 +1209,15 @@
             <w:tcW w:type="dxa" w:w="1728"/>
           </w:tcPr>
           <w:p>
+            <w:r/>
             <w:r>
+              <w:rPr>
+                <w:rFonts w:ascii="Microsoft YaHei" w:hAnsi="Microsoft YaHei"/>
+                <w:sz w:val="19"/>
+              </w:rPr>
               <w:t>P4 rvec揭秘与旋转表示法</w:t>
               <w:br/>
-              <w:t>P.21-26</w:t>
+              <w:t>P.22-27</w:t>
             </w:r>
           </w:p>
         </w:tc>
@@ -1152,7 +1232,7 @@
                 <w:rFonts w:ascii="Microsoft YaHei" w:hAnsi="Microsoft YaHei"/>
                 <w:sz w:val="19"/>
               </w:rPr>
-              <w:t>组织“转一转看一看”小实验，引导学生观察 rvec 分量变化规律；讲解 rvec 定义（轴+角）；讲 rvec⇄rmat（Rodrigues）与 rmat→欧拉角公式（INT_YXZ）；讲万向锁与四元数（点到为止）。</w:t>
+              <w:t>组织“转一转看一看”小实验（看视频里手持装甲板转动），引导学生观察 rvec 分量变化规律；讲解 rvec 定义（轴+角）；讲 rvec⇄rmat（Rodrigues）与 rmat→欧拉角公式（INT_YXZ）；讲万向锁与四元数（点到为止）。</w:t>
             </w:r>
           </w:p>
         </w:tc>
@@ -1167,7 +1247,7 @@
                 <w:rFonts w:ascii="Microsoft YaHei" w:hAnsi="Microsoft YaHei"/>
                 <w:sz w:val="19"/>
               </w:rPr>
-              <w:t>亲手/观摩转动装甲板，口头描述观察到的规律；记录 INT_YXZ 公式。</w:t>
+              <w:t>观察视频里装甲板转动时的数值变化，口头描述规律；记录 INT_YXZ 公式。</w:t>
             </w:r>
           </w:p>
         </w:tc>
@@ -1210,10 +1290,15 @@
             <w:tcW w:type="dxa" w:w="1728"/>
           </w:tcPr>
           <w:p>
+            <w:r/>
             <w:r>
+              <w:rPr>
+                <w:rFonts w:ascii="Microsoft YaHei" w:hAnsi="Microsoft YaHei"/>
+                <w:sz w:val="19"/>
+              </w:rPr>
               <w:t>P5 动手实验二 Task04-05</w:t>
               <w:br/>
-              <w:t>P.27-30</w:t>
+              <w:t>P.28-32</w:t>
             </w:r>
           </w:p>
         </w:tc>
@@ -1228,7 +1313,7 @@
                 <w:rFonts w:ascii="Microsoft YaHei" w:hAnsi="Microsoft YaHei"/>
                 <w:sz w:val="19"/>
               </w:rPr>
-              <w:t>讲解 Task04(打印tvec/rvec)、Task05(Rodrigues+反三角函数算欧拉角)的思路与提示；巡场答疑；邀请1-2名学生上台演示、描述观察到的yaw/pitch/roll变化。</w:t>
+              <w:t>讲解 Task04(打印tvec/rvec)、Task05(Rodrigues+反三角函数算欧拉角)的思路与提示；提示 draw_text 的参数顺序与 class/ 版相反；讲重投影误差自查；巡场答疑；邀请1-2名学生上台演示、描述观察到的yaw/pitch/roll变化。</w:t>
             </w:r>
           </w:p>
         </w:tc>
@@ -1243,7 +1328,7 @@
                 <w:rFonts w:ascii="Microsoft YaHei" w:hAnsi="Microsoft YaHei"/>
                 <w:sz w:val="19"/>
               </w:rPr>
-              <w:t>完成 Task04、Task05，编译运行，转动装甲板观察角度实时变化；被邀请学生上台演示并回答提问。</w:t>
+              <w:t>完成 Task04、Task05，编译运行，观察角度实时变化；被邀请学生上台演示并回答提问。</w:t>
             </w:r>
           </w:p>
         </w:tc>
@@ -1286,10 +1371,15 @@
             <w:tcW w:type="dxa" w:w="1728"/>
           </w:tcPr>
           <w:p>
+            <w:r/>
             <w:r>
+              <w:rPr>
+                <w:rFonts w:ascii="Microsoft YaHei" w:hAnsi="Microsoft YaHei"/>
+                <w:sz w:val="19"/>
+              </w:rPr>
               <w:t>P6 坐标系全景</w:t>
               <w:br/>
-              <w:t>P.31-33</w:t>
+              <w:t>P.33-35</w:t>
             </w:r>
           </w:p>
         </w:tc>
@@ -1362,10 +1452,15 @@
             <w:tcW w:type="dxa" w:w="1728"/>
           </w:tcPr>
           <w:p>
+            <w:r/>
             <w:r>
+              <w:rPr>
+                <w:rFonts w:ascii="Microsoft YaHei" w:hAnsi="Microsoft YaHei"/>
+                <w:sz w:val="19"/>
+              </w:rPr>
               <w:t>P7 总结</w:t>
               <w:br/>
-              <w:t>P.34-35</w:t>
+              <w:t>P.36-37</w:t>
             </w:r>
           </w:p>
         </w:tc>
@@ -1380,7 +1475,7 @@
                 <w:rFonts w:ascii="Microsoft YaHei" w:hAnsi="Microsoft YaHei"/>
                 <w:sz w:val="19"/>
               </w:rPr>
-              <w:t>带学生过一遍 7 条知识点回顾。</w:t>
+              <w:t>带学生过一遍 8 条知识点回顾。</w:t>
             </w:r>
           </w:p>
         </w:tc>
@@ -1438,10 +1533,15 @@
             <w:tcW w:type="dxa" w:w="1728"/>
           </w:tcPr>
           <w:p>
+            <w:r/>
             <w:r>
+              <w:rPr>
+                <w:rFonts w:ascii="Microsoft YaHei" w:hAnsi="Microsoft YaHei"/>
+                <w:sz w:val="19"/>
+              </w:rPr>
               <w:t>作业布置 &amp; Q&amp;A</w:t>
               <w:br/>
-              <w:t>P.36-37</w:t>
+              <w:t>P.38-39</w:t>
             </w:r>
           </w:p>
         </w:tc>
@@ -1456,7 +1556,7 @@
                 <w:rFonts w:ascii="Microsoft YaHei" w:hAnsi="Microsoft YaHei"/>
                 <w:sz w:val="19"/>
               </w:rPr>
-              <w:t>布置必做/进阶/思考题三档作业，说明下节课会抽查思考题；开放提问。</w:t>
+              <w:t>布置必做/进阶/思考题三档作业（进阶指向 lecture4/homework 的 buff 脚手架），说明下节课会抽查思考题；开放提问。</w:t>
             </w:r>
           </w:p>
         </w:tc>
@@ -1521,6 +1621,16 @@
       </w:r>
     </w:p>
     <w:p>
+      <w:r>
+        <w:rPr>
+          <w:rFonts w:ascii="Microsoft YaHei" w:hAnsi="Microsoft YaHei"/>
+          <w:b w:val="0"/>
+          <w:sz w:val="20"/>
+        </w:rPr>
+        <w:t>⚠ 本讲用的是 lecture4/yolo 工程，它的 tools::draw_text 参数顺序是 (img, text, point, color, font_scale, thickness)——color 在 font_scale 之前，与 lecture4/class/ 版正好相反。写反会在第 5 个实参上报 cannot convert 'cv::Scalar' to 'double'。Task 04 与 Task 05 都涉及，别只改一处。</w:t>
+      </w:r>
+    </w:p>
+    <w:p>
       <w:pPr>
         <w:pStyle w:val="Heading2"/>
       </w:pPr>
@@ -1544,6 +1654,16 @@
       </w:r>
     </w:p>
     <w:p>
+      <w:r>
+        <w:rPr>
+          <w:rFonts w:ascii="Microsoft YaHei" w:hAnsi="Microsoft YaHei"/>
+          <w:b w:val="0"/>
+          <w:sz w:val="20"/>
+        </w:rPr>
+        <w:t>点序：左上、右上、右下、左下（自左上顺时针）。这个顺序必须与 Task 02 的 img_points 一一对应——而它并不是 tasks/armor.hpp 注释里写的那一个（注释写的是「左上、左下、右下、右上」，是错的）。详见配套文档 lecture4/yolo/docs/keypoint_order.md。</w:t>
+      </w:r>
+    </w:p>
+    <w:p>
       <w:pPr>
         <w:ind w:left="227"/>
         <w:shd w:fill="F2F2F2"/>
@@ -1556,15 +1676,51 @@
         </w:rPr>
         <w:t>static const std::vector&lt;cv::Point3f&gt; object_points {</w:t>
         <w:br/>
+      </w:r>
+      <w:r>
+        <w:rPr>
+          <w:rFonts w:ascii="Consolas" w:hAnsi="Consolas"/>
+          <w:color w:val="333333"/>
+          <w:sz w:val="19"/>
+        </w:rPr>
         <w:t xml:space="preserve">    { -ARMOR_WIDTH / 2, -LIGHTBAR_LENGTH / 2, 0 },  // 点 1  左上</w:t>
         <w:br/>
+      </w:r>
+      <w:r>
+        <w:rPr>
+          <w:rFonts w:ascii="Consolas" w:hAnsi="Consolas"/>
+          <w:color w:val="333333"/>
+          <w:sz w:val="19"/>
+        </w:rPr>
         <w:t xml:space="preserve">    {  ARMOR_WIDTH / 2, -LIGHTBAR_LENGTH / 2, 0 },  // 点 2  右上</w:t>
         <w:br/>
+      </w:r>
+      <w:r>
+        <w:rPr>
+          <w:rFonts w:ascii="Consolas" w:hAnsi="Consolas"/>
+          <w:color w:val="333333"/>
+          <w:sz w:val="19"/>
+        </w:rPr>
         <w:t xml:space="preserve">    {  ARMOR_WIDTH / 2,  LIGHTBAR_LENGTH / 2, 0 },  // 点 3  右下</w:t>
         <w:br/>
+      </w:r>
+      <w:r>
+        <w:rPr>
+          <w:rFonts w:ascii="Consolas" w:hAnsi="Consolas"/>
+          <w:color w:val="333333"/>
+          <w:sz w:val="19"/>
+        </w:rPr>
         <w:t xml:space="preserve">    { -ARMOR_WIDTH / 2,  LIGHTBAR_LENGTH / 2, 0 }   // 点 4  左下</w:t>
         <w:br/>
+      </w:r>
+      <w:r>
+        <w:rPr>
+          <w:rFonts w:ascii="Consolas" w:hAnsi="Consolas"/>
+          <w:color w:val="333333"/>
+          <w:sz w:val="19"/>
+        </w:rPr>
         <w:t>};</w:t>
+        <w:br/>
       </w:r>
     </w:p>
     <w:p>
@@ -1578,6 +1734,16 @@
           <w:sz w:val="28"/>
         </w:rPr>
         <w:t>Task 02：img_points（像素坐标系）</w:t>
+      </w:r>
+    </w:p>
+    <w:p>
+      <w:r>
+        <w:rPr>
+          <w:rFonts w:ascii="Microsoft YaHei" w:hAnsi="Microsoft YaHei"/>
+          <w:b w:val="0"/>
+          <w:sz w:val="20"/>
+        </w:rPr>
+        <w:t>YOLO 版直接把 4 个关键点回归出来了，就在 armor.points 里，顺序已由检测器规范为 左上/右上/右下/左下。注意不要用 armor.left / armor.right——那两个成员在本讲走的 YOLO 构造函数里从未被赋值，取出来是四个 (0,0)，solvePnP 会失败或返回垃圾位姿，而且不会报错。</w:t>
       </w:r>
     </w:p>
     <w:p>
@@ -1600,7 +1766,7 @@
           <w:color w:val="333333"/>
           <w:sz w:val="19"/>
         </w:rPr>
-        <w:t xml:space="preserve">    armor.left.top,     // 点 1  左上</w:t>
+        <w:t xml:space="preserve">    armor.points.at(0),  // 点 1  左上</w:t>
         <w:br/>
       </w:r>
       <w:r>
@@ -1609,7 +1775,7 @@
           <w:color w:val="333333"/>
           <w:sz w:val="19"/>
         </w:rPr>
-        <w:t xml:space="preserve">    armor.right.top,    // 点 2  右上</w:t>
+        <w:t xml:space="preserve">    armor.points.at(1),  // 点 2  右上</w:t>
         <w:br/>
       </w:r>
       <w:r>
@@ -1618,7 +1784,7 @@
           <w:color w:val="333333"/>
           <w:sz w:val="19"/>
         </w:rPr>
-        <w:t xml:space="preserve">    armor.right.bottom, // 点 3  右下</w:t>
+        <w:t xml:space="preserve">    armor.points.at(2),  // 点 3  右下</w:t>
         <w:br/>
       </w:r>
       <w:r>
@@ -1627,7 +1793,7 @@
           <w:color w:val="333333"/>
           <w:sz w:val="19"/>
         </w:rPr>
-        <w:t xml:space="preserve">    armor.left.bottom   // 点 4  左下</w:t>
+        <w:t xml:space="preserve">    armor.points.at(3)   // 点 4  左下</w:t>
         <w:br/>
       </w:r>
       <w:r>
@@ -1703,15 +1869,51 @@
         </w:rPr>
         <w:t>tools::draw_text(img, fmt::format("tvec:  x{: .2f} y{: .2f} z{: .2f}",</w:t>
         <w:br/>
+      </w:r>
+      <w:r>
+        <w:rPr>
+          <w:rFonts w:ascii="Consolas" w:hAnsi="Consolas"/>
+          <w:color w:val="333333"/>
+          <w:sz w:val="19"/>
+        </w:rPr>
         <w:t xml:space="preserve">    tvec.at&lt;double&gt;(0), tvec.at&lt;double&gt;(1), tvec.at&lt;double&gt;(2)),</w:t>
         <w:br/>
-        <w:t xml:space="preserve">    cv::Point2f(10, 60), 1.7, cv::Scalar(0, 255, 255), 3);</w:t>
+      </w:r>
+      <w:r>
+        <w:rPr>
+          <w:rFonts w:ascii="Consolas" w:hAnsi="Consolas"/>
+          <w:color w:val="333333"/>
+          <w:sz w:val="19"/>
+        </w:rPr>
+        <w:t xml:space="preserve">    cv::Point(10, 60), cv::Scalar(0, 255, 255), 1.7, 3);</w:t>
         <w:br/>
+      </w:r>
+      <w:r>
+        <w:rPr>
+          <w:rFonts w:ascii="Consolas" w:hAnsi="Consolas"/>
+          <w:color w:val="333333"/>
+          <w:sz w:val="19"/>
+        </w:rPr>
         <w:t>tools::draw_text(img, fmt::format("rvec:  x{: .2f} y{: .2f} z{: .2f}",</w:t>
         <w:br/>
+      </w:r>
+      <w:r>
+        <w:rPr>
+          <w:rFonts w:ascii="Consolas" w:hAnsi="Consolas"/>
+          <w:color w:val="333333"/>
+          <w:sz w:val="19"/>
+        </w:rPr>
         <w:t xml:space="preserve">    rvec.at&lt;double&gt;(0), rvec.at&lt;double&gt;(1), rvec.at&lt;double&gt;(2)),</w:t>
         <w:br/>
-        <w:t xml:space="preserve">    cv::Point2f(10, 120), 1.7, cv::Scalar(0, 255, 255), 3);</w:t>
+      </w:r>
+      <w:r>
+        <w:rPr>
+          <w:rFonts w:ascii="Consolas" w:hAnsi="Consolas"/>
+          <w:color w:val="333333"/>
+          <w:sz w:val="19"/>
+        </w:rPr>
+        <w:t xml:space="preserve">    cv::Point(10, 120), cv::Scalar(0, 255, 255), 1.7, 3);</w:t>
+        <w:br/>
       </w:r>
     </w:p>
     <w:p>
@@ -1740,21 +1942,117 @@
         </w:rPr>
         <w:t>cv::Mat rmat;</w:t>
         <w:br/>
+      </w:r>
+      <w:r>
+        <w:rPr>
+          <w:rFonts w:ascii="Consolas" w:hAnsi="Consolas"/>
+          <w:color w:val="333333"/>
+          <w:sz w:val="19"/>
+        </w:rPr>
         <w:t>cv::Rodrigues(rvec, rmat);</w:t>
         <w:br/>
-        <w:t>double yaw = atan2(rmat.at&lt;double&gt;(0, 2), rmat.at&lt;double&gt;(2, 2));</w:t>
+      </w:r>
+      <w:r>
+        <w:rPr>
+          <w:rFonts w:ascii="Consolas" w:hAnsi="Consolas"/>
+          <w:color w:val="333333"/>
+          <w:sz w:val="19"/>
+        </w:rPr>
+        <w:t>double yaw   = atan2(rmat.at&lt;double&gt;(0, 2), rmat.at&lt;double&gt;(2, 2));</w:t>
         <w:br/>
+      </w:r>
+      <w:r>
+        <w:rPr>
+          <w:rFonts w:ascii="Consolas" w:hAnsi="Consolas"/>
+          <w:color w:val="333333"/>
+          <w:sz w:val="19"/>
+        </w:rPr>
         <w:t>double pitch = -asin(rmat.at&lt;double&gt;(1, 2));</w:t>
         <w:br/>
-        <w:t>double roll = atan2(rmat.at&lt;double&gt;(1, 0), rmat.at&lt;double&gt;(1, 1));</w:t>
+      </w:r>
+      <w:r>
+        <w:rPr>
+          <w:rFonts w:ascii="Consolas" w:hAnsi="Consolas"/>
+          <w:color w:val="333333"/>
+          <w:sz w:val="19"/>
+        </w:rPr>
+        <w:t>double roll  = atan2(rmat.at&lt;double&gt;(1, 0), rmat.at&lt;double&gt;(1, 1));</w:t>
         <w:br/>
+      </w:r>
+      <w:r>
+        <w:rPr>
+          <w:rFonts w:ascii="Consolas" w:hAnsi="Consolas"/>
+          <w:color w:val="333333"/>
+          <w:sz w:val="19"/>
+        </w:rPr>
         <w:t>tools::draw_text(img, fmt::format("euler angles:  yaw{: .2f} pitch{: .2f} roll{: .2f}",</w:t>
         <w:br/>
-        <w:t xml:space="preserve">    yaw, pitch, roll), cv::Point2f(10, 180), 1.7, cv::Scalar(0, 255, 255), 3);</w:t>
+      </w:r>
+      <w:r>
+        <w:rPr>
+          <w:rFonts w:ascii="Consolas" w:hAnsi="Consolas"/>
+          <w:color w:val="333333"/>
+          <w:sz w:val="19"/>
+        </w:rPr>
+        <w:t xml:space="preserve">    yaw, pitch, roll), cv::Point(10, 180), cv::Scalar(0, 255, 255), 1.7, 3);</w:t>
         <w:br/>
-        <w:t/>
+      </w:r>
+    </w:p>
+    <w:p>
+      <w:r>
+        <w:rPr>
+          <w:rFonts w:ascii="Microsoft YaHei" w:hAnsi="Microsoft YaHei"/>
+          <w:b w:val="0"/>
+          <w:sz w:val="20"/>
+        </w:rPr>
+        <w:t>注：atan2 / asin 的输出是弧度，本工程直接显示弧度（与 answer/main.cpp 一致，未乘 57.3）；画面上的三个角是很小的数（如 0.12）。需要度数时乘 57.3（≈180/π）换算。</w:t>
+      </w:r>
+    </w:p>
+    <w:p>
+      <w:pPr>
+        <w:pStyle w:val="Heading2"/>
+      </w:pPr>
+      <w:r>
+        <w:rPr>
+          <w:rFonts w:ascii="Microsoft YaHei" w:hAnsi="Microsoft YaHei"/>
+          <w:color w:val="202433"/>
+          <w:sz w:val="28"/>
+        </w:rPr>
+        <w:t>附：重投影误差自查（不属学生任务，但教师必须会讲）</w:t>
+      </w:r>
+    </w:p>
+    <w:p>
+      <w:r>
+        <w:rPr>
+          <w:rFonts w:ascii="Microsoft YaHei" w:hAnsi="Microsoft YaHei"/>
+          <w:b w:val="0"/>
+          <w:sz w:val="20"/>
+        </w:rPr>
+        <w:t>把 object_points 用解得的位姿投影回图像，和检测到的 img_points 比距离。顺序写对时是个位数像素；写反会跳到几十上百。参考实现 answer/main.cpp 已经把这一行画在画面上（reproj err），工具函数在 tools/pnp_check.hpp。实测参考值：中位约 2.7 px。</w:t>
+      </w:r>
+    </w:p>
+    <w:p>
+      <w:pPr>
+        <w:ind w:left="227"/>
+        <w:shd w:fill="F2F2F2"/>
+      </w:pPr>
+      <w:r>
+        <w:rPr>
+          <w:rFonts w:ascii="Consolas" w:hAnsi="Consolas"/>
+          <w:color w:val="333333"/>
+          <w:sz w:val="19"/>
+        </w:rPr>
+        <w:t>double reproj = tools::reprojection_error(</w:t>
         <w:br/>
-        <w:t>注：atan2 / asin 的输出是弧度，本工程直接显示弧度（与 answer/main.cpp 一致，未乘 57.3）；画面上的三个角是很小的数（如 0.12）。需要度数时乘 57.3（≈180/π）换算。</w:t>
+      </w:r>
+      <w:r>
+        <w:rPr>
+          <w:rFonts w:ascii="Consolas" w:hAnsi="Consolas"/>
+          <w:color w:val="333333"/>
+          <w:sz w:val="19"/>
+        </w:rPr>
+        <w:t xml:space="preserve">    object_points, img_points, rvec, tvec, camera_matrix, distort_coeffs);</w:t>
+        <w:br/>
       </w:r>
     </w:p>
     <w:p>
@@ -1776,15 +2074,13 @@
       </w:r>
     </w:p>
     <w:p>
-      <w:pPr>
-        <w:pStyle w:val="ListBullet"/>
-      </w:pPr>
       <w:r>
         <w:rPr>
           <w:rFonts w:ascii="Microsoft YaHei" w:hAnsi="Microsoft YaHei"/>
-          <w:sz w:val="22"/>
+          <w:b w:val="0"/>
+          <w:sz w:val="20"/>
         </w:rPr>
-        <w:t>装甲板实物 1 块（已标注 1/2/3/4 号点，双面胶或标签笔现场标注亦可）。</w:t>
+        <w:t>⚠ 依赖与工作目录必须课前准备好——课上补不回来。</w:t>
       </w:r>
     </w:p>
     <w:p>
@@ -1796,7 +2092,7 @@
           <w:rFonts w:ascii="Microsoft YaHei" w:hAnsi="Microsoft YaHei"/>
           <w:sz w:val="22"/>
         </w:rPr>
-        <w:t>工业相机 + 三脚架或手持云台，USB 连接授课用虚拟机/主机。</w:t>
+        <w:t>【课前必做】在授课镜像里跑通一遍：cd lecture4/yolo &amp;&amp; cmake -B build &amp;&amp; cmake --build build -j，确认生成 build/main 与 build/answer，再 ./build/answer 确认出图且 reproj err 在个位数像素。只验编译不验运行，模型/视频问题仍会在课堂上第一次暴露。</w:t>
       </w:r>
     </w:p>
     <w:p>
@@ -1808,7 +2104,7 @@
           <w:rFonts w:ascii="Microsoft YaHei" w:hAnsi="Microsoft YaHei"/>
           <w:sz w:val="22"/>
         </w:rPr>
-        <w:t>已预装好 Ubuntu + OpenCV4 + CMake 的虚拟机镜像，LECTURE4 工程（class/ 与 answer/ 两份）提前拷贝到桌面。</w:t>
+        <w:t>【依赖清单】CMake ≥ 3.16、OpenCV4（含 dnn 与 calib3d）、fmt、Eigen3、yaml-cpp、spdlog、OpenVINO 2024.6.0。OpenVINO 装在别处时只改 lecture4/yolo/CMakeLists.txt 里的 set(OpenVINO_DIR ...) 一处。注意 CMakeLists 把 CMAKE_BUILD_TYPE 写死为 Debug，OpenVINO 在 Debug 下推理明显更慢，课堂帧率低是正常现象。</w:t>
       </w:r>
     </w:p>
     <w:p>
@@ -1820,7 +2116,43 @@
           <w:rFonts w:ascii="Microsoft YaHei" w:hAnsi="Microsoft YaHei"/>
           <w:sz w:val="22"/>
         </w:rPr>
-        <w:t>备用：若相机/虚拟机现场故障，用 answer/ 版本预录制的运行视频（video.avi）作为降级演示方案。</w:t>
+        <w:t>【工作目录】程序按相对路径找 configs/、assets/、logs/ 四样，必须站在 lecture4/yolo/ 下运行。课前一分钟确认：cd lecture4/yolo &amp;&amp; cmake -B build 2&gt;&amp;1 | tail -3。</w:t>
+      </w:r>
+    </w:p>
+    <w:p>
+      <w:pPr>
+        <w:pStyle w:val="ListBullet"/>
+      </w:pPr>
+      <w:r>
+        <w:rPr>
+          <w:rFonts w:ascii="Microsoft YaHei" w:hAnsi="Microsoft YaHei"/>
+          <w:sz w:val="22"/>
+        </w:rPr>
+        <w:t>【分发】lecture4/yolo/assets/ 约 60MB（video.avi 55MB + yolov5.bin 4.3MB + yolov5.xml 200KB），已随仓库分发。拷贝后确认目录下有 configs/ 与 assets/；若看到 class/ 与 answer/ 并列则是拷错了版本。video.avi 与 lecture4/class/video.avi 是同一段视频（md5 相同），可以对学生说「还是上次那段」。</w:t>
+      </w:r>
+    </w:p>
+    <w:p>
+      <w:pPr>
+        <w:pStyle w:val="ListBullet"/>
+      </w:pPr>
+      <w:r>
+        <w:rPr>
+          <w:rFonts w:ascii="Microsoft YaHei" w:hAnsi="Microsoft YaHei"/>
+          <w:sz w:val="22"/>
+        </w:rPr>
+        <w:t>【实物演示·可选】装甲板实物 + 工业相机 + MVS SDK（需 -DWITH_HIKROBOT=ON 重新配置）。⚠ 默认配置是 source: video 读录像，改相机需同时改 configs/yolo.yaml 与重新 cmake。相机一路随时可弃，切回 source: video 即可继续上课，不影响任何 Task。</w:t>
+      </w:r>
+    </w:p>
+    <w:p>
+      <w:pPr>
+        <w:pStyle w:val="ListBullet"/>
+      </w:pPr>
+      <w:r>
+        <w:rPr>
+          <w:rFonts w:ascii="Microsoft YaHei" w:hAnsi="Microsoft YaHei"/>
+          <w:sz w:val="22"/>
+        </w:rPr>
+        <w:t>【备用】若现场故障，程序本身就能循环播放 video.avi（loop: true，25 秒一轮），无需额外降级方案。</w:t>
       </w:r>
     </w:p>
     <w:p>
@@ -1872,6 +2204,16 @@
       </w:r>
     </w:p>
     <w:p>
+      <w:r>
+        <w:rPr>
+          <w:rFonts w:ascii="Microsoft YaHei" w:hAnsi="Microsoft YaHei"/>
+          <w:b w:val="0"/>
+          <w:sz w:val="20"/>
+        </w:rPr>
+        <w:t>验收判据：tvec.z 在 0.2~0.7 之间、跟着画面里装甲板的远近连续变化、不乱跳；三个欧拉角都是零点几的小数（单位弧度）。不要用「框画出来了」当判据——画框那行代码在 Task 02 之前，一个字不填它也画。</w:t>
+      </w:r>
+    </w:p>
+    <w:p>
       <w:pPr>
         <w:pStyle w:val="Heading2"/>
       </w:pPr>
@@ -1881,7 +2223,7 @@
           <w:color w:val="202433"/>
           <w:sz w:val="28"/>
         </w:rPr>
-        <w:t>② 进阶</w:t>
+        <w:t>② 进阶（二选一）</w:t>
       </w:r>
     </w:p>
     <w:p>
@@ -1891,7 +2233,27 @@
           <w:b w:val="0"/>
           <w:sz w:val="22"/>
         </w:rPr>
-        <w:t>将本讲 solvePnP 代码接入上节课自己实现的 Camera + Detector 类，用真实摄像头实时显示装甲板三维位姿（而非固定 video.avi）。</w:t>
+        <w:t>A（需 HikRobot 相机与 MVS SDK）：把 source 改成 camera 并 -DWITH_HIKROBOT=ON 重新配置，跑通真实相机；然后用自己标定的内参替换 src/main.cpp 顶部的 camera_matrix 与 distort_coeffs（现成内参是给 assets/video.avi 那台相机标的，换相机后不替换会让 reproj err 暴涨）。</w:t>
+      </w:r>
+    </w:p>
+    <w:p>
+      <w:r>
+        <w:rPr>
+          <w:rFonts w:ascii="Microsoft YaHei" w:hAnsi="Microsoft YaHei"/>
+          <w:b w:val="0"/>
+          <w:sz w:val="22"/>
+        </w:rPr>
+        <w:t>B（零硬件，人人可做）：补上 lecture4/homework/ 里 Buff_Solver::solvePnP() 的空函数体——那是一个已经搭好脚手架的能量机关位姿解算工程。做之前先读它的 tasks/CMakeLists.txt，OpenVINO 路径与 yolo/ 工程写的不一样，需要改成你机器上的实际路径。</w:t>
+      </w:r>
+    </w:p>
+    <w:p>
+      <w:r>
+        <w:rPr>
+          <w:rFonts w:ascii="Microsoft YaHei" w:hAnsi="Microsoft YaHei"/>
+          <w:b w:val="0"/>
+          <w:sz w:val="20"/>
+        </w:rPr>
+        <w:t>另（可选自查练习）：故意把 object_points 的第 2、4 点对调，记录 reproj err 从多少变成多少，并解释为什么 tvec 仍然「看起来像个正常数字」。</w:t>
       </w:r>
     </w:p>
     <w:p>
@@ -1937,7 +2299,7 @@
           <w:b w:val="0"/>
           <w:sz w:val="22"/>
         </w:rPr>
-        <w:t>1. 学生完成 Task01~05 的平均耗时是否与预期（20+16min）一致？哪个 Task 卡壳最多？</w:t>
+        <w:t>1. 学生完成 Task01~05 的平均耗时是否与预期（24+16min）一致？哪个 Task 卡壳最多？</w:t>
       </w:r>
     </w:p>
     <w:p>
@@ -1947,7 +2309,7 @@
           <w:b w:val="0"/>
           <w:sz w:val="22"/>
         </w:rPr>
-        <w:t>2. “转一转看一看”环节的引导提问是否成功让学生自己猜出 rvec 的含义？</w:t>
+        <w:t>2. “转一转看一看”改成看视频里手持装甲板转动后，引导提问是否仍能让学生自己猜出 rvec 的含义？</w:t>
       </w:r>
     </w:p>
     <w:p>
@@ -1957,7 +2319,7 @@
           <w:b w:val="0"/>
           <w:sz w:val="22"/>
         </w:rPr>
-        <w:t>3. 坐标系全景（P6）部分学生反馈是否偏抽象，是否需要增加一个更具体的例子？</w:t>
+        <w:t>3. 点序陷阱（armor.hpp 的错误注释）讲完后，有多少学生真的去改了 object_points 的点序？这个「注释会撒谎」的实例是否比预想的更有共鸣？</w:t>
       </w:r>
     </w:p>
     <w:p>
@@ -1967,7 +2329,17 @@
           <w:b w:val="0"/>
           <w:sz w:val="22"/>
         </w:rPr>
-        <w:t>4. 是否需要为下节课（手眼标定/卡尔曼滤波）调整本讲结尾的预告内容？</w:t>
+        <w:t>4. 坐标系全景（P6）部分学生反馈是否偏抽象？仓库里 lecture4/reprojection/ 有现成的真实标定数值（R_camera2gimbal 等）可以替换掉抽象讲法，本轮未采用，评估是否值得纳入。</w:t>
+      </w:r>
+    </w:p>
+    <w:p>
+      <w:r>
+        <w:rPr>
+          <w:rFonts w:ascii="Microsoft YaHei" w:hAnsi="Microsoft YaHei"/>
+          <w:b w:val="0"/>
+          <w:sz w:val="22"/>
+        </w:rPr>
+        <w:t>5. 下一讲是《Hello Kalman &amp;&amp; Target》（目标在动，需要预测下一刻位置）；手眼标定是自瞄绕不过去的一步，但不会单独占一讲，评估是否需要在结尾预告里调整措辞。</w:t>
       </w:r>
     </w:p>
     <w:sectPr>
